--- a/일본판/2부/2부_3화_의견진술.docx
+++ b/일본판/2부/2부_3화_의견진술.docx
@@ -92,7 +92,7 @@
           <w:color w:val="555555"/>
           <w:sz w:val="22"/>
         </w:rPr>
-        <w:t>(2020年6月15日(月)、午後2時。桐生法律事務所の応接室。窓を少し開けている。テーブルの上に、アクリル板のついたたて板が一枚、湯呑みの間に立っている。遠藤はマスクの上に鼻まですっぽりおおうような作業帽をかぶり、杖を椅子に掛けている。向かいに遼と茜。三浦が鉄瓶から、最初の湯呑みを遠藤の前に置く。)</w:t>
+        <w:t>(2020年6月15日(月)、午後2時。桐生法律事務所の応接室。窓を少し開けている。テーブルの上にはアクリル板のついたたて板が一枚、湯呑みの間に立っている。遠藤はマスクをした上に、鼻まですっぽり覆う作業帽をかぶり、杖を椅子に掛けている。向かいに遼と茜。三浦が鉄瓶から最初の湯呑みを遠藤の前に置く。)</w:t>
       </w:r>
     </w:p>
     <w:p>
@@ -139,16 +139,16 @@
           <w:color w:val="555555"/>
           <w:sz w:val="22"/>
         </w:rPr>
-        <w:t>(マスクを顎に下げて、湯呑みを両手で包む)</w:t>
-      </w:r>
-      <w:r>
-        <w:rPr>
-          <w:rFonts w:ascii="Times New Roman" w:hAnsi="Times New Roman" w:eastAsia="Malgun Gothic"/>
-          <w:b w:val="0"/>
-          <w:i w:val="0"/>
-          <w:sz w:val="22"/>
-        </w:rPr>
-        <w:t>……この茶を飲むと、病院の粥の味が、やっと消えんだ。</w:t>
+        <w:t>(マスクを顎に下げて湯呑みを両手で包む)</w:t>
+      </w:r>
+      <w:r>
+        <w:rPr>
+          <w:rFonts w:ascii="Times New Roman" w:hAnsi="Times New Roman" w:eastAsia="Malgun Gothic"/>
+          <w:b w:val="0"/>
+          <w:i w:val="0"/>
+          <w:sz w:val="22"/>
+        </w:rPr>
+        <w:t>……この茶を飲むと、病院の粥の味がやっと消えんだ。</w:t>
       </w:r>
     </w:p>
     <w:p>
@@ -171,7 +171,7 @@
           <w:i w:val="0"/>
           <w:sz w:val="22"/>
         </w:rPr>
-        <w:t>退院から、まだひと月です。お体は、いかがですか。</w:t>
+        <w:t>退院からまだひと月です。お体はいかがですか。</w:t>
       </w:r>
     </w:p>
     <w:p>
@@ -194,7 +194,7 @@
           <w:i w:val="0"/>
           <w:sz w:val="22"/>
         </w:rPr>
-        <w:t>足は杖がいるけど、口は動くべ。口が動けば、裁判はできるって、先生が言ってだ。</w:t>
+        <w:t>足は杖がいるけど、口は動くべ。口が動けば裁判はできるって、先生が言ってだ。</w:t>
       </w:r>
     </w:p>
     <w:p>
@@ -217,7 +217,7 @@
           <w:i w:val="0"/>
           <w:sz w:val="22"/>
         </w:rPr>
-        <w:t>遠藤さん、あらためてご挨拶します。弁護士の土井茜です。今日は、六月二十四日の意見陳述の、準備をさせてください。</w:t>
+        <w:t>遠藤さん、あらためてご挨拶します。弁護士の土井茜です。今日は六月二十四日の意見陳述の準備をさせてください。</w:t>
       </w:r>
     </w:p>
     <w:p>
@@ -250,7 +250,7 @@
           <w:i w:val="0"/>
           <w:sz w:val="22"/>
         </w:rPr>
-        <w:t>めんこい先生だな。真壁先生より、ずっと若く見えっぺ。</w:t>
+        <w:t>めんこい先生だな。真壁先生よりずっと若く見えっぺ。</w:t>
       </w:r>
     </w:p>
     <w:p>
@@ -273,7 +273,7 @@
           <w:i w:val="0"/>
           <w:sz w:val="22"/>
         </w:rPr>
-        <w:t>二十九です。真壁先生とは、五つしか違いません。</w:t>
+        <w:t>二十九です。真壁先生とは五つしか違いません。</w:t>
       </w:r>
     </w:p>
     <w:p>
@@ -296,7 +296,7 @@
           <w:i w:val="0"/>
           <w:sz w:val="22"/>
         </w:rPr>
-        <w:t>五つ違えば、おらから見れば、どっちも孫だべ。</w:t>
+        <w:t>五つ違えば、おらから見ればどっちも孫だべ。</w:t>
       </w:r>
     </w:p>
     <w:p>
@@ -365,7 +365,7 @@
           <w:i w:val="0"/>
           <w:sz w:val="22"/>
         </w:rPr>
-        <w:t>では、本題に入ります。意見陳述は、原告ご本人が、裁判官に直接お話しになる時間です。法廷での持ち時間は、およそ五分。書面は事前に裁判所に出しますが、当日は、ご自分の言葉で、読んでも、話してもかまいません。</w:t>
+        <w:t>では、本題に入ります。意見陳述は、原告ご本人が裁判官に直接お話しになる時間です。法廷での持ち時間はおよそ五分。書面は事前に裁判所に出しますが、当日はご自分の言葉で、読んでも話してもかまいません。</w:t>
       </w:r>
     </w:p>
     <w:p>
@@ -411,7 +411,7 @@
           <w:i w:val="0"/>
           <w:sz w:val="22"/>
         </w:rPr>
-        <w:t>震災の三月から、今月で九年三か月です。その九年三か月を、五分で、ですね。</w:t>
+        <w:t>震災の三月から、今月で九年三か月です。その九年三か月を五分で、ですね。</w:t>
       </w:r>
     </w:p>
     <w:p>
@@ -434,7 +434,7 @@
           <w:i w:val="0"/>
           <w:sz w:val="22"/>
         </w:rPr>
-        <w:t>五分でも、先生が付いてくれんなら、いいんだ。……ただ、おら、字は書けっけど、人様の前で、読むのは、しょうしい。</w:t>
+        <w:t>五分でも、先生が付いてくれんなら、いいんだ。……ただ、おら、字は書けっけど、人様の前で読むのはしょうしい。</w:t>
       </w:r>
     </w:p>
     <w:p>
@@ -480,7 +480,7 @@
           <w:i w:val="0"/>
           <w:sz w:val="22"/>
         </w:rPr>
-        <w:t>方言で、恥ずかしい、という意味です。照れくさい、きまりが悪い、とも。</w:t>
+        <w:t>方言で、恥ずかしいという意味です。照れくさい、きまりが悪い、とも。</w:t>
       </w:r>
     </w:p>
     <w:p>
@@ -513,7 +513,7 @@
           <w:i w:val="0"/>
           <w:sz w:val="22"/>
         </w:rPr>
-        <w:t>知らなかった。生まれは、奥浜市なのに。</w:t>
+        <w:t>知らなかった。生まれは奥浜市なのに。</w:t>
       </w:r>
     </w:p>
     <w:p>
@@ -536,7 +536,7 @@
           <w:i w:val="0"/>
           <w:sz w:val="22"/>
         </w:rPr>
-        <w:t>海っぺりの言葉だ。町場の人は、使わねえ。</w:t>
+        <w:t>海っぺりの言葉だ。町場の人は使わねえ。</w:t>
       </w:r>
     </w:p>
     <w:p>
@@ -559,7 +559,7 @@
           <w:i w:val="0"/>
           <w:sz w:val="22"/>
         </w:rPr>
-        <w:t>遠藤さん。紙に書いたものを、読み上げなくてもいいんです。先に、おっしゃりたいことを、順番に話してください。僕たちが、聞いて、書き留めます。</w:t>
+        <w:t>遠藤さん。紙に書いたものを読み上げなくてもいいんです。先におっしゃりたいことを順番に話してください。僕たちが聞いて書き留めます。</w:t>
       </w:r>
     </w:p>
     <w:p>
@@ -684,7 +684,7 @@
           <w:i w:val="0"/>
           <w:sz w:val="22"/>
         </w:rPr>
-        <w:t>「徳栄丸」って、おらの船。三トンちょっとの、小さい船だ。波戸の浜から、朝四時に出て、ヒラメと、カレイと、ホッキを獲った。船は、もう、ねえ。津波で流されたんでねえ。避難指示の前の日まで、浜に上げてあった。でも、戻れなくなって、そのまんま、錆びて、ばらして、鉄屑にされた。おら、見てねえんだ。送られてきた紙で、知った。</w:t>
+        <w:t>「徳栄丸」って、おらの船。三トンちょっとの小さい船だ。波戸の浜から朝四時に出て、ヒラメとカレイとホッキを獲った。船はもうねえ。津波で流されたんでねえ。避難指示の前の日まで浜に上げてあった。でも戻れなくなって、そのまんま錆びて、ばらして、鉄屑にされた。おら、見てねえんだ。送られてきた紙で知った。</w:t>
       </w:r>
     </w:p>
     <w:p>
@@ -739,7 +739,7 @@
           <w:i w:val="0"/>
           <w:sz w:val="22"/>
         </w:rPr>
-        <w:t>流されたもんは、あきらめつく。あきらめつかねえのは、あそこに、まだ、あったもんだ。うちの庭の、柿の木。かあちゃんが好きだった、柿。毎年、干し柿作って、近所に配ってた。……あの柿、今年も、なってっぺか。誰も、食わねえで、落ちてっぺか。</w:t>
+        <w:t>流されたもんは、あきらめつく。あきらめつかねえのは、あそこにまだあったもんだ。うちの庭の柿の木。かあちゃんが好きだった柿。毎年、干し柿作って近所に配ってた。……あの柿、今年もなってっぺか。誰も食わねえで落ちてっぺか。</w:t>
       </w:r>
     </w:p>
     <w:p>
@@ -794,7 +794,7 @@
           <w:i w:val="0"/>
           <w:sz w:val="22"/>
         </w:rPr>
-        <w:t>補償金は、もらった。一時金の百万。毎月、十万。もらった分は、ありがてえと思ってる。けどな、先生。あれは、柿の値段じゃねえんだ。</w:t>
+        <w:t>補償金はもらった。一時金の百万。毎月十万。もらった分は、ありがてえと思ってる。けどな、先生。あれは柿の値段じゃねえんだ。</w:t>
       </w:r>
     </w:p>
     <w:p>
@@ -840,7 +840,7 @@
           <w:i w:val="0"/>
           <w:sz w:val="22"/>
         </w:rPr>
-        <w:t>柿の木の下に、座って、茶を飲んだ時間の値段は、どこにも、書いてねえんだ。紙に。</w:t>
+        <w:t>柿の木の下に座って茶を飲んだ時間の値段は、どこにも書いてねえんだ。紙に。</w:t>
       </w:r>
     </w:p>
     <w:p>
@@ -855,7 +855,7 @@
           <w:color w:val="555555"/>
           <w:sz w:val="22"/>
         </w:rPr>
-        <w:t>(しばらく、誰も何も言わない。窓の外で、駅前通りの和菓子屋の暖簾が、風に揺れている。)</w:t>
+        <w:t>(しばらく誰も何も言わない。窓の外で、駅前通りの和菓子屋の暖簾が風に揺れている。)</w:t>
       </w:r>
     </w:p>
     <w:p>
@@ -901,7 +901,7 @@
           <w:i w:val="0"/>
           <w:sz w:val="22"/>
         </w:rPr>
-        <w:t>好きに書け。……それと、先生が昔、よく言ってたことがある。</w:t>
+        <w:t>好きに書け。……それと、先生が昔よく言ってたことがある。</w:t>
       </w:r>
     </w:p>
     <w:p>
@@ -947,7 +947,7 @@
           <w:i w:val="0"/>
           <w:sz w:val="22"/>
         </w:rPr>
-        <w:t>湾の裁判のころ、漁協の二階の壁に、半紙を貼ったんだ。一文字だけ。「恕」って。おら、何て読むのか分かんねえで、先生さ聞いた。「じょ。人の気持ちを、自分の胸に置いてみることだ」って。それから、論語だ、って。(目を閉じ、ゆっくり暗唱する)「己の欲せざる所は、人に施すこと勿れ」。</w:t>
+        <w:t>湾の裁判のころ、漁協の二階の壁に半紙を貼ったんだ。一文字だけ。「恕」って。おら、何て読むのか分かんねえで、先生さ聞いた。「じょ。人の気持ちを自分の胸に置いてみることだ」って。それから、論語だ、って。(目を閉じ、ゆっくり暗唱する)「己の欲せざる所は、人に施すこと勿れ」。</w:t>
       </w:r>
     </w:p>
     <w:p>
@@ -970,7 +970,7 @@
           <w:i w:val="0"/>
           <w:sz w:val="22"/>
         </w:rPr>
-        <w:t>……論語の、衛霊公ですね。子貢が「一言で、一生行うべきものはありますか」と尋ねて、孔子が「それは恕だろうか」と答える、あの。</w:t>
+        <w:t>……論語の衛霊公ですね。子貢が「一言で、一生行うべきものはありますか」と尋ねて、孔子が「それは恕だろうか」と答える、あの。</w:t>
       </w:r>
     </w:p>
     <w:p>
@@ -993,7 +993,7 @@
           <w:i w:val="0"/>
           <w:sz w:val="22"/>
         </w:rPr>
-        <w:t>ああ、そこだ。先生は、「法律ってのは、結局、これを紙にしただけのもんだ」って言ってた。</w:t>
+        <w:t>ああ、そこだ。先生は「法律ってのは、結局これを紙にしただけのもんだ」って言ってた。</w:t>
       </w:r>
     </w:p>
     <w:p>
@@ -1039,7 +1039,7 @@
           <w:i w:val="0"/>
           <w:sz w:val="22"/>
         </w:rPr>
-        <w:t>おらは、これだけ、法廷で言いてえ。国も、電力も、自分がされたくねえことを、おらたちに、したんだ。って。</w:t>
+        <w:t>おらはこれだけ、法廷で言いてえ。国も電力も、自分がされたくねえことをおらたちにしたんだ、って。</w:t>
       </w:r>
     </w:p>
     <w:p>
@@ -1072,7 +1072,7 @@
           <w:i w:val="0"/>
           <w:sz w:val="22"/>
         </w:rPr>
-        <w:t>では、その言葉を、陳述の最後に置きましょう。</w:t>
+        <w:t>では、その言葉を陳述の最後に置きましょう。</w:t>
       </w:r>
     </w:p>
     <w:p>
@@ -1087,7 +1087,7 @@
           <w:color w:val="555555"/>
           <w:sz w:val="22"/>
         </w:rPr>
-        <w:t>(三浦が、鉄瓶から二杯目を注ぐ。遼が、ノートの上に、大きく「恕」と書く。)</w:t>
+        <w:t>(三浦が鉄瓶から二杯目を注ぐ。遼がノートの上に大きく「恕」と書く。)</w:t>
       </w:r>
     </w:p>
     <w:p>
@@ -1117,7 +1117,7 @@
           <w:color w:val="555555"/>
           <w:sz w:val="22"/>
         </w:rPr>
-        <w:t>(6月22日(月)、午後9時半。事務所。三浦は先に帰り、机の上に「戸締まりお願いします」の付箋。蛍光灯の下、茜が一人で、法壇に見立てた応接室の椅子に向かって立っている。手に求釈明の書面。遼が、書類の山の陰から、少し困った顔で顔を出す。)</w:t>
+        <w:t>(6月22日(月)、午後9時半。事務所。三浦は先に帰り、机の上に「戸締まりお願いします」の付箋。蛍光灯の下、茜が一人で、法壇に見立てた応接室の椅子に向かって立っている。手に求釈明の書面。遼が書類の山の陰から、少し困った顔で顔を出す。)</w:t>
       </w:r>
     </w:p>
     <w:p>
@@ -1140,7 +1140,7 @@
           <w:i w:val="0"/>
           <w:sz w:val="22"/>
         </w:rPr>
-        <w:t>……被告国は、「長期評価は、津波地震の発生を具体的に予見させる程度の確度を有していなかった」と主張されますが、同評価は、二〇〇二年に、国自身の機関である地震調査研究推進本部が……が……</w:t>
+        <w:t>……被告国は、「長期評価は、津波地震の発生を具体的に予見させる程度の確度を有していなかった」と主張されますが、同評価は二〇〇二年に、国自身の機関である地震調査研究推進本部が……が……</w:t>
       </w:r>
     </w:p>
     <w:p>
@@ -1270,7 +1270,7 @@
           <w:i w:val="0"/>
           <w:sz w:val="22"/>
         </w:rPr>
-        <w:t>真壁先生、白状します。私、怖いです。修習のとき、模擬裁判は、何十回もやりました。でも、本物の法廷は、傍聴席に、本物の原告がいます。うまく言えなかったら、その分、誰かが損をする。</w:t>
+        <w:t>真壁先生、白状します。私、怖いです。修習のとき模擬裁判は何十回もやりました。でも本物の法廷は、傍聴席に本物の原告がいます。うまく言えなかったら、その分、誰かが損をする。</w:t>
       </w:r>
     </w:p>
     <w:p>
@@ -1316,7 +1316,7 @@
           <w:i w:val="0"/>
           <w:sz w:val="22"/>
         </w:rPr>
-        <w:t>九年待った人たちが、「あの若い先生、大丈夫か」って、思う。それが、怖い。</w:t>
+        <w:t>九年待った人たちが「あの若い先生、大丈夫か」って思う。それが怖い。</w:t>
       </w:r>
     </w:p>
     <w:p>
@@ -1340,16 +1340,16 @@
           <w:color w:val="555555"/>
           <w:sz w:val="22"/>
         </w:rPr>
-        <w:t>(書類の山から出てきて、茶筒を持つ)</w:t>
-      </w:r>
-      <w:r>
-        <w:rPr>
-          <w:rFonts w:ascii="Times New Roman" w:hAnsi="Times New Roman" w:eastAsia="Malgun Gothic"/>
-          <w:b w:val="0"/>
-          <w:i w:val="0"/>
-          <w:sz w:val="22"/>
-        </w:rPr>
-        <w:t>ほうじ茶、淹れます。事務所の流儀で、悩んだ人から、最初に。</w:t>
+        <w:t>(書類の山から出てきて茶筒を持つ)</w:t>
+      </w:r>
+      <w:r>
+        <w:rPr>
+          <w:rFonts w:ascii="Times New Roman" w:hAnsi="Times New Roman" w:eastAsia="Malgun Gothic"/>
+          <w:b w:val="0"/>
+          <w:i w:val="0"/>
+          <w:sz w:val="22"/>
+        </w:rPr>
+        <w:t>ほうじ茶、淹れます。事務所の流儀で、悩んだ人から最初に。</w:t>
       </w:r>
     </w:p>
     <w:p>
@@ -1395,7 +1395,7 @@
           <w:i w:val="0"/>
           <w:sz w:val="22"/>
         </w:rPr>
-        <w:t>万能ではありません。でも、湯が沸くのを待つ間は、必ず、考える時間が取れます。</w:t>
+        <w:t>万能ではありません。でも、湯が沸くのを待つ間は、必ず考える時間が取れます。</w:t>
       </w:r>
     </w:p>
     <w:p>
@@ -1410,7 +1410,7 @@
           <w:color w:val="555555"/>
           <w:sz w:val="22"/>
         </w:rPr>
-        <w:t>(遼が、鉄瓶を火にかける。待つ間、二人は黙っている。)</w:t>
+        <w:t>(遼が鉄瓶を火にかける。待つ間、二人は黙っている。)</w:t>
       </w:r>
     </w:p>
     <w:p>
@@ -1433,7 +1433,7 @@
           <w:i w:val="0"/>
           <w:sz w:val="22"/>
         </w:rPr>
-        <w:t>僕の、最初の法廷の話をしましょうか。</w:t>
+        <w:t>僕の最初の法廷の話をしましょうか。</w:t>
       </w:r>
     </w:p>
     <w:p>
@@ -1479,7 +1479,7 @@
           <w:i w:val="0"/>
           <w:sz w:val="22"/>
         </w:rPr>
-        <w:t>弁護士になった最初の年の、七月の、交通事故の、損害賠償でした。僕の担当は、「被告ら代理人、答弁書のとおり陳述します」と言うだけでした。一行です。……それを、二回、噛みました。</w:t>
+        <w:t>弁護士になった最初の年の七月、交通事故の損害賠償でした。僕の担当は「被告ら代理人、答弁書のとおり陳述します」と言うだけでした。一行です。……それを二回、噛みました。</w:t>
       </w:r>
     </w:p>
     <w:p>
@@ -1525,7 +1525,7 @@
           <w:i w:val="0"/>
           <w:sz w:val="22"/>
         </w:rPr>
-        <w:t>裁判長が、ゆっくりと、「もう一度、お願いします」と。僕の汗は、床に落ちる音がしたと思います。</w:t>
+        <w:t>裁判長がゆっくりと「もう一度、お願いします」と。僕の汗は、床に落ちる音がしたと思います。</w:t>
       </w:r>
     </w:p>
     <w:p>
@@ -1581,7 +1581,7 @@
           <w:i w:val="0"/>
           <w:sz w:val="22"/>
         </w:rPr>
-        <w:t>三度目で、言えました。それで、裁判長は、何も言わずに、次に進んだ。……土井さん。裁判官は、つかえた人を、責めません。本当に困るのは、つかえたあと、自分で自分を責めて、次の一行を、言えなくなることです。</w:t>
+        <w:t>三度目で言えました。それで裁判長は何も言わずに次に進んだ。……土井さん。裁判官は、つかえた人を責めません。本当に困るのは、つかえたあと自分で自分を責めて、次の一行を言えなくなることです。</w:t>
       </w:r>
     </w:p>
     <w:p>
@@ -1604,7 +1604,7 @@
           <w:i w:val="0"/>
           <w:sz w:val="22"/>
         </w:rPr>
-        <w:t>次の一行を、言うこと。</w:t>
+        <w:t>次の一行を言うこと。</w:t>
       </w:r>
     </w:p>
     <w:p>
@@ -1642,7 +1642,7 @@
           <w:color w:val="555555"/>
           <w:sz w:val="22"/>
         </w:rPr>
-        <w:t>(湯が沸く。茶葉が、鉄の鍋の中で、炒られている匂いが立つ。煙が、一本、まっすぐ上がる。)</w:t>
+        <w:t>(湯が沸く。茶葉が鉄の鍋の中で炒られている匂いが立つ。煙が一本、まっすぐ上がる。)</w:t>
       </w:r>
     </w:p>
     <w:p>
@@ -1846,7 +1846,7 @@
           <w:i w:val="0"/>
           <w:sz w:val="22"/>
         </w:rPr>
-        <w:t>当日、私が詰まったら、咳払いを、一回だけ、してください。助けなくていいです。「ここにいる」って、分かればいい。</w:t>
+        <w:t>当日、私が詰まったら、咳払いを一回だけしてください。助けなくていいです。「ここにいる」って分かればいい。</w:t>
       </w:r>
     </w:p>
     <w:p>
@@ -1915,7 +1915,7 @@
           <w:i w:val="0"/>
           <w:sz w:val="22"/>
         </w:rPr>
-        <w:t>子どものころ、父の前に立つたびに、していましたから。……あ。</w:t>
+        <w:t>子どものころ、父の前に立つたびにしていましたから。……あ。</w:t>
       </w:r>
     </w:p>
     <w:p>
@@ -1939,7 +1939,7 @@
           <w:color w:val="555555"/>
           <w:sz w:val="22"/>
         </w:rPr>
-        <w:t>(一瞬、顔を上げて、すぐに目をそらす)</w:t>
+        <w:t>(一瞬顔を上げて、すぐに目をそらす)</w:t>
       </w:r>
       <w:r>
         <w:rPr>
@@ -1986,7 +1986,7 @@
           <w:color w:val="555555"/>
           <w:sz w:val="22"/>
         </w:rPr>
-        <w:t>(二人、黙って、二杯目を待つ。窓の外を、救急車のサイレンが通り過ぎていく。)</w:t>
+        <w:t>(二人、黙って二杯目を待つ。窓の外を救急車のサイレンが通り過ぎていく。)</w:t>
       </w:r>
     </w:p>
     <w:p>
@@ -2016,7 +2016,7 @@
           <w:color w:val="555555"/>
           <w:sz w:val="22"/>
         </w:rPr>
-        <w:t>(6月24日(水)、午前8時15分。奥浜地方裁判所の正門前。梅雨の晴れ間。門の前に、間隔を空けて並ぶ列。マスクの人々。足元に、白いテープの印。係の職員が、「傍聴券抽選 受付はこちら」の看板を持っている。大城が、手書きの「原告団」の腕章をつけて、列の整理をしている。和代と翔太が並んで立つ。)</w:t>
+        <w:t>(6月24日(水)、午前8時15分。奥浜地方裁判所の正門前。梅雨の晴れ間。門の前に、間隔を空けて並ぶ列。マスクの人々。足元に白いテープの印。係の職員が「傍聴券抽選 受付はこちら」の看板を持っている。大城が手書きの「原告団」の腕章をつけて列の整理をしている。和代と翔太が並んで立つ。)</w:t>
       </w:r>
     </w:p>
     <w:p>
@@ -2039,7 +2039,7 @@
           <w:i w:val="0"/>
           <w:sz w:val="22"/>
         </w:rPr>
-        <w:t>はい、そこ、ひとり分、間空けて! 抽選番号は、ここで配ります。外れても、怒らない、泣かない、あたしに文句は言わない。</w:t>
+        <w:t>はい、そこ、ひとり分間空けて! 抽選番号はここで配ります。外れても、怒らない、泣かない、あたしに文句は言わない。</w:t>
       </w:r>
     </w:p>
     <w:p>
@@ -2062,7 +2062,7 @@
           <w:i w:val="0"/>
           <w:sz w:val="22"/>
         </w:rPr>
-        <w:t>千鶴ちゃん、あんた、朝から元気だね。</w:t>
+        <w:t>千鶴ちゃん、あんた朝から元気だね。</w:t>
       </w:r>
     </w:p>
     <w:p>
@@ -2085,7 +2085,7 @@
           <w:i w:val="0"/>
           <w:sz w:val="22"/>
         </w:rPr>
-        <w:t>緊張してるだけです、和代さん。口だけは動かしとかないと、足が震える。</w:t>
+        <w:t>緊張してるだけです、和代さん。口だけは動かしとかないと足が震える。</w:t>
       </w:r>
     </w:p>
     <w:p>
@@ -2118,7 +2118,7 @@
           <w:i w:val="0"/>
           <w:sz w:val="22"/>
         </w:rPr>
-        <w:t>今日、おれ、午後の便に間に合わなきゃなんねえから、昼までに戻んなきゃなんなくて。</w:t>
+        <w:t>今日おれ、午後の便に間に合わなきゃなんねえから、昼までに戻んなきゃなんなくて。</w:t>
       </w:r>
     </w:p>
     <w:p>
@@ -2164,7 +2164,7 @@
           <w:i w:val="0"/>
           <w:sz w:val="22"/>
         </w:rPr>
-        <w:t>当たったら、座る。外れたら、母さんの報告を、夜、聞く。</w:t>
+        <w:t>当たったら座る。外れたら、母さんの報告を夜聞く。</w:t>
       </w:r>
     </w:p>
     <w:p>
@@ -2187,7 +2187,7 @@
           <w:i w:val="0"/>
           <w:sz w:val="22"/>
         </w:rPr>
-        <w:t>方針、それでいいと思う。法廷の席は、三十二しかないんだ。普段は百以上。それを、三百十二人の原告と、報道と、一般で分けるわけだから。</w:t>
+        <w:t>方針、それでいいと思う。法廷の席は三十二しかないんだ。普段は百以上。それを三百十二人の原告と報道と一般で分けるわけだから。</w:t>
       </w:r>
     </w:p>
     <w:p>
@@ -2202,7 +2202,7 @@
           <w:color w:val="555555"/>
           <w:sz w:val="22"/>
         </w:rPr>
-        <w:t>(列の後ろから、柚木が、小さなカバンを提げて、マスク姿で近づいてくる。)</w:t>
+        <w:t>(列の後ろから、柚木が小さなカバンを提げ、マスク姿で近づいてくる。)</w:t>
       </w:r>
     </w:p>
     <w:p>
@@ -2225,7 +2225,7 @@
           <w:i w:val="0"/>
           <w:sz w:val="22"/>
         </w:rPr>
-        <w:t>おはようございます、大城さん。取材席は、記者クラブ枠で、確保できました。</w:t>
+        <w:t>おはようございます、大城さん。取材席は記者クラブ枠で確保できました。</w:t>
       </w:r>
     </w:p>
     <w:p>
@@ -2248,7 +2248,7 @@
           <w:i w:val="0"/>
           <w:sz w:val="22"/>
         </w:rPr>
-        <w:t>おはよう、沙耶ちゃん。いつもの、ひと言を。</w:t>
+        <w:t>おはよう、沙耶ちゃん。いつものひと言を。</w:t>
       </w:r>
     </w:p>
     <w:p>
@@ -2309,7 +2309,7 @@
           <w:color w:val="555555"/>
           <w:sz w:val="22"/>
         </w:rPr>
-        <w:t>(その横を、黒いスーツの男が、ファイルケースを抱えて通り過ぎる。細身で、背筋が硬い。四十代。胸に、法務省の入館証。後ろから、同じ年頃の男が、書類の入ったキャリーバッグを引いて続く。二人とも、原告たちの列を、目の端でも見ない。)</w:t>
+        <w:t>(その横を、黒いスーツの男がファイルケースを抱えて通り過ぎる。細身で背筋が硬い。四十代。胸に法務省の入館証。後ろから、同じ年頃の男が書類の入ったキャリーバッグを引いて続く。二人とも原告たちの列を、目の端でも見ない。)</w:t>
       </w:r>
     </w:p>
     <w:p>
@@ -2355,7 +2355,7 @@
           <w:i w:val="0"/>
           <w:sz w:val="22"/>
         </w:rPr>
-        <w:t>前を歩いてるのが、細川さん。国の指定代理人。後ろは、補助の人たち。</w:t>
+        <w:t>前を歩いてるのが細川さん。国の指定代理人。後ろは補助の人たち。</w:t>
       </w:r>
     </w:p>
     <w:p>
@@ -2401,7 +2401,7 @@
           <w:i w:val="0"/>
           <w:sz w:val="22"/>
         </w:rPr>
-        <w:t>合わせないようにしてるんだよ。目が合ったら、どうしても、顔を思い出しちゃうから。</w:t>
+        <w:t>合わせないようにしてるんだよ。目が合ったら、どうしても顔を思い出しちゃうから。</w:t>
       </w:r>
     </w:p>
     <w:p>
@@ -2416,7 +2416,7 @@
           <w:color w:val="555555"/>
           <w:sz w:val="22"/>
         </w:rPr>
-        <w:t>(そのすぐ後ろ。上質なグレーのスーツの男が、黒いカバンを提げ、一人で、静かに歩いてくる。足を止めて、原告の列の方を向き、軽く会釈する。)</w:t>
+        <w:t>(そのすぐ後ろ。上質なグレーのスーツの男が黒いカバンを提げ、一人で静かに歩いてくる。足を止めて原告の列の方を向き、軽く会釈する。)</w:t>
       </w:r>
     </w:p>
     <w:p>
@@ -2439,7 +2439,7 @@
           <w:i w:val="0"/>
           <w:sz w:val="22"/>
         </w:rPr>
-        <w:t>皆様、おはようございます。長らくお待たせいたしました。本日は、よろしくお願いいたします。</w:t>
+        <w:t>皆様、おはようございます。長らくお待たせいたしました。本日はよろしくお願いいたします。</w:t>
       </w:r>
     </w:p>
     <w:p>
@@ -2454,7 +2454,7 @@
           <w:color w:val="555555"/>
           <w:sz w:val="22"/>
         </w:rPr>
-        <w:t>(返事がない。大槻は、気にしたふうもなく、門の中に入っていく。)</w:t>
+        <w:t>(返事がない。大槻は気にしたふうもなく門の中に入っていく。)</w:t>
       </w:r>
     </w:p>
     <w:p>
@@ -2500,7 +2500,7 @@
           <w:i w:val="0"/>
           <w:sz w:val="22"/>
         </w:rPr>
-        <w:t>向こうは向こうで、礼儀なのかね。</w:t>
+        <w:t>向こうは向こうで礼儀なのかね。</w:t>
       </w:r>
     </w:p>
     <w:p>
@@ -2538,7 +2538,7 @@
           <w:color w:val="555555"/>
           <w:sz w:val="22"/>
         </w:rPr>
-        <w:t>(正門の脇に、遼と茜と、杖をついた遠藤が、並んで立っている。遠藤は、いつもより襟を正した上着。)</w:t>
+        <w:t>(正門の脇に、遼と茜と、杖をついた遠藤が並んで立っている。遠藤はいつもより襟を正した上着。)</w:t>
       </w:r>
     </w:p>
     <w:p>
@@ -2571,7 +2571,7 @@
           <w:i w:val="0"/>
           <w:sz w:val="22"/>
         </w:rPr>
-        <w:t>ずいぶん、並んだなあ。</w:t>
+        <w:t>ずいぶん並んだなあ。</w:t>
       </w:r>
     </w:p>
     <w:p>
@@ -2594,7 +2594,7 @@
           <w:i w:val="0"/>
           <w:sz w:val="22"/>
         </w:rPr>
-        <w:t>遠藤さん。傍聴券の抽選は、陳述なさる方には、関係ありません。ご自分の席は、原告席にあります。</w:t>
+        <w:t>遠藤さん。傍聴券の抽選は陳述なさる方には関係ありません。ご自分の席は原告席にあります。</w:t>
       </w:r>
     </w:p>
     <w:p>
@@ -2617,7 +2617,7 @@
           <w:i w:val="0"/>
           <w:sz w:val="22"/>
         </w:rPr>
-        <w:t>ああ。そうだった。(杖を握り直す)……手が、ちっと、冷てえな。</w:t>
+        <w:t>ああ。そうだった。(杖を握り直す)……手がちっと冷てえな。</w:t>
       </w:r>
     </w:p>
     <w:p>
@@ -2640,7 +2640,7 @@
           <w:i w:val="0"/>
           <w:sz w:val="22"/>
         </w:rPr>
-        <w:t>カイロ、持ってきました。(ポケットから、使い捨てカイロを二つ出す)貼らないタイプですけど。</w:t>
+        <w:t>カイロ、持ってきました。(ポケットから使い捨てカイロを二つ出す)貼らないタイプですけど。</w:t>
       </w:r>
     </w:p>
     <w:p>
@@ -2711,7 +2711,7 @@
           <w:color w:val="555555"/>
           <w:sz w:val="22"/>
         </w:rPr>
-        <w:t>(抽選結果が掲示される。和代の番号が、当たり。翔太は、外れ。)</w:t>
+        <w:t>(抽選結果が掲示される。和代の番号が当たり。翔太は外れ。)</w:t>
       </w:r>
     </w:p>
     <w:p>
@@ -2780,7 +2780,7 @@
           <w:i w:val="0"/>
           <w:sz w:val="22"/>
         </w:rPr>
-        <w:t>聞くだけじゃなくて、全部、覚えてきて。親父の、分も。</w:t>
+        <w:t>聞くだけじゃなくて全部覚えてきて。親父の分も。</w:t>
       </w:r>
     </w:p>
     <w:p>
@@ -2843,7 +2843,7 @@
           <w:color w:val="555555"/>
           <w:sz w:val="22"/>
         </w:rPr>
-        <w:t>(午前10時。奥浜地方裁判所、大法廷。傍聴席の椅子は一つおきに「使用不可」のシールが貼られている。窓がすべて少しだけ開いている。原告席に、遼、茜、遠藤、大城。被告国席に、細川と補助の二人。被告電力席に、大槻と若手弁護士。壇上の三席。中央に片岡裁判長、右に峰裁判官、左に左陪席。書記官が、起立を促す。)</w:t>
+        <w:t>(午前10時。奥浜地方裁判所の大法廷。傍聴席の椅子は一つおきに「使用不可」のシールが貼られている。窓がすべて少しだけ開いている。原告席に遼、茜、遠藤、大城。被告国席に細川と補助の二人。被告電力席に大槻と若手弁護士。壇上の三席。中央に片岡裁判長、右に峰裁判官、左に左陪席。書記官が起立を促す。)</w:t>
       </w:r>
     </w:p>
     <w:p>
@@ -2904,7 +2904,7 @@
           <w:i w:val="0"/>
           <w:sz w:val="22"/>
         </w:rPr>
-        <w:t>それでは、開廷します。当法廷は、新型コロナウイルス対策のため、傍聴席を制限し、窓を開けて審理を行っています。マスクは、発言の際も、そのまま着用で構いません。ただし、発声の聞き取りに支障がある場合は、書記官に申し出てください。</w:t>
+        <w:t>それでは開廷します。当法廷は新型コロナウイルス対策のため、傍聴席を制限し、窓を開けて審理を行っています。マスクは発言の際もそのまま着用で構いません。ただし、発声の聞き取りに支障がある場合は、書記官に申し出てください。</w:t>
       </w:r>
     </w:p>
     <w:p>
@@ -2919,7 +2919,7 @@
           <w:color w:val="555555"/>
           <w:sz w:val="22"/>
         </w:rPr>
-        <w:t>(傍聴席に、和代、記者席に柚木、その後ろに、一般傍聴人が数名。)</w:t>
+        <w:t>(傍聴席に和代、記者席に柚木、その後ろに一般傍聴人が数名。)</w:t>
       </w:r>
     </w:p>
     <w:p>
@@ -2942,7 +2942,7 @@
           <w:i w:val="0"/>
           <w:sz w:val="22"/>
         </w:rPr>
-        <w:t>事件番号、令和二年(ワ)第四十二号、原発事故避難者損害賠償請求事件。原告ら代理人は、出頭されていますね。</w:t>
+        <w:t>事件番号、令和二年(ワ)第四十二号、原発事故避難者損害賠償請求事件。原告ら代理人は出頭されていますね。</w:t>
       </w:r>
     </w:p>
     <w:p>
@@ -3080,7 +3080,7 @@
           <w:i w:val="0"/>
           <w:sz w:val="22"/>
         </w:rPr>
-        <w:t>本日は、第一回口頭弁論期日です。原告ら、訴状を陳述しますか。</w:t>
+        <w:t>本日は第一回口頭弁論期日です。原告ら、訴状を陳述しますか。</w:t>
       </w:r>
     </w:p>
     <w:p>
@@ -3103,7 +3103,7 @@
           <w:i w:val="0"/>
           <w:sz w:val="22"/>
         </w:rPr>
-        <w:t>訴状陳述いたします。ただし、要旨を、別途、陳述書面として提出しておりますので、時間の都合上、請求の趣旨および原因の骨子のみ、口頭で述べます。</w:t>
+        <w:t>訴状陳述いたします。ただし、要旨を別途陳述書面として提出しておりますので、時間の都合上、請求の趣旨および原因の骨子のみ口頭で述べます。</w:t>
       </w:r>
     </w:p>
     <w:p>
@@ -3118,7 +3118,7 @@
           <w:color w:val="555555"/>
           <w:sz w:val="22"/>
         </w:rPr>
-        <w:t>(遼が、静かに立つ。手にした紙は、ほとんど見ない。)</w:t>
+        <w:t>(遼が静かに立つ。手にした紙はほとんど見ない。)</w:t>
       </w:r>
     </w:p>
     <w:p>
@@ -3141,7 +3141,7 @@
           <w:i w:val="0"/>
           <w:sz w:val="22"/>
         </w:rPr>
-        <w:t>原告ら三百十二名は、二〇一一年三月の、汐見原発の事故により、故郷である波戸町を追われた者たちです。請求の趣旨は、二点。一、被告ら各自が、原告らに対し、故郷喪失慰謝料および避難生活慰謝料の増額分を、連帯して支払うこと。二、被告国は、規制権限の不行使が違法であったことの確認を求めること。請求の原因の要旨は、二点。第一に、国は、二〇〇二年に、自らの機関が、福島沖から茨城沖に至る日本海溝沿いで、津波地震が発生しうるという「長期評価」を公表していた。第二に、被告電力は、二〇〇八年に、社内で、津波の高さを十四・二メートルとする試算を得ていたにもかかわらず、対策を、保留した。以上です。</w:t>
+        <w:t>原告ら三百十二名は、二〇一一年三月の汐見原発の事故により、故郷である波戸町を追われた者たちです。請求の趣旨は二点。一、被告ら各自が原告らに対し、故郷喪失慰謝料および避難生活慰謝料の増額分を連帯して支払うこと。二、被告国は、規制権限の不行使が違法であったことの確認を求めること。請求の原因の要旨は二点。第一に、国は二〇〇二年に、自らの機関が、福島沖から茨城沖に至る日本海溝沿いで津波地震が発生しうるという「長期評価」を公表していた。第二に、被告電力は二〇〇八年に、社内で津波の高さを十四・二メートルとする試算を得ていたにもかかわらず、対策を保留した。以上です。</w:t>
       </w:r>
     </w:p>
     <w:p>
@@ -3179,7 +3179,7 @@
           <w:color w:val="555555"/>
           <w:sz w:val="22"/>
         </w:rPr>
-        <w:t>(細川が、立つ。声は低く、一定。)</w:t>
+        <w:t>(細川が立つ。声は低く、一定。)</w:t>
       </w:r>
     </w:p>
     <w:p>
@@ -3202,7 +3202,7 @@
           <w:i w:val="0"/>
           <w:sz w:val="22"/>
         </w:rPr>
-        <w:t>被告国は、答弁書の記載のとおり陳述いたします。念のため、要旨を申し述べます。被告国は、原告らが被ったとされる被害の重さを、軽視するものではございません。しかしながら、国家賠償法上の違法性を認めるためには、規制権限を行使すべき時点において、結果の発生が具体的に予見可能であったことが必要です。二〇〇二年の長期評価は、当時の科学的知見として、津波地震の発生場所・規模を特定できる確立した見解とは言えず、その信頼性には、専門家の間でも、異論がありました。したがって、被告国には、予見可能性がなく、また、仮に予見可能であったとしても、いかなる規制措置を講じていれば結果を回避できたかについて、原告らの主張には、具体性がございません。以上です。</w:t>
+        <w:t>被告国は、答弁書の記載のとおり陳述いたします。念のため、要旨を申し述べます。被告国は、原告らが被ったとされる被害の重さを軽視するものではございません。しかしながら、国家賠償法上の違法性を認めるためには、規制権限を行使すべき時点において、結果の発生が具体的に予見可能であったことが必要です。二〇〇二年の長期評価は、当時の科学的知見として、津波地震の発生場所・規模を特定できる確立した見解とは言えず、その信頼性には専門家の間でも異論がありました。したがって、被告国には予見可能性がなく、また、仮に予見可能であったとしても、いかなる規制措置を講じていれば結果を回避できたかについて、原告らの主張には具体性がございません。以上です。</w:t>
       </w:r>
     </w:p>
     <w:p>
@@ -3217,7 +3217,7 @@
           <w:color w:val="555555"/>
           <w:sz w:val="22"/>
         </w:rPr>
-        <w:t>(傍聴席の和代が、膝の上で、拳を握る。)</w:t>
+        <w:t>(傍聴席の和代が膝の上で拳を握る。)</w:t>
       </w:r>
     </w:p>
     <w:p>
@@ -3255,7 +3255,7 @@
           <w:color w:val="555555"/>
           <w:sz w:val="22"/>
         </w:rPr>
-        <w:t>(大槻が、立つ。声は、落ち着いて、穏やか。)</w:t>
+        <w:t>(大槻が立つ。声は落ち着いて穏やか。)</w:t>
       </w:r>
     </w:p>
     <w:p>
@@ -3278,7 +3278,7 @@
           <w:i w:val="0"/>
           <w:sz w:val="22"/>
         </w:rPr>
-        <w:t>被告奥浜電力は、答弁書のとおり陳述いたします。被告電力は、本件事故による被害を、真摯に受け止めており、原子力損害賠償紛争審査会の定める中間指針に従い、直接請求および合意による賠償を、誠実に実施してまいりました。現在までの支払総額、および、原告ら該当者の受領状況は、後日、証拠として提出いたします。賠償は、法令に従った、適切な枠組みの下で、すでに、行われております。被告電力として、追加の賠償義務は、存在しないと考えます。以上です。</w:t>
+        <w:t>被告奥浜電力は、答弁書のとおり陳述いたします。被告電力は本件事故による被害を真摯に受け止めており、原子力損害賠償紛争審査会の定める中間指針に従い、直接請求および合意による賠償を誠実に実施してまいりました。現在までの支払総額および原告ら該当者の受領状況は、後日、証拠として提出いたします。賠償は法令に従った適切な枠組みの下で、すでに行われております。被告電力として、追加の賠償義務は存在しないと考えます。以上です。</w:t>
       </w:r>
     </w:p>
     <w:p>
@@ -3293,7 +3293,7 @@
           <w:color w:val="555555"/>
           <w:sz w:val="22"/>
         </w:rPr>
-        <w:t>(遠藤が、杖の上の手を、ゆっくりと握りなおす。大城が、その肩に、そっと手を置く。)</w:t>
+        <w:t>(遠藤が杖の上の手をゆっくりと握りなおす。大城がその肩にそっと手を置く。)</w:t>
       </w:r>
     </w:p>
     <w:p>
@@ -3316,7 +3316,7 @@
           <w:i w:val="0"/>
           <w:sz w:val="22"/>
         </w:rPr>
-        <w:t>原告ら、何か、ございますか。</w:t>
+        <w:t>原告ら、何かございますか。</w:t>
       </w:r>
     </w:p>
     <w:p>
@@ -3339,7 +3339,7 @@
           <w:i w:val="0"/>
           <w:sz w:val="22"/>
         </w:rPr>
-        <w:t>原告ら代理人、土井から、釈明の申立てを、いたします。</w:t>
+        <w:t>原告ら代理人、土井から釈明の申立てをいたします。</w:t>
       </w:r>
     </w:p>
     <w:p>
@@ -3354,7 +3354,7 @@
           <w:color w:val="555555"/>
           <w:sz w:val="22"/>
         </w:rPr>
-        <w:t>(茜が、立つ。紙を持つ指が、一瞬、止まる。傍聴席からも、それが見える。)</w:t>
+        <w:t>(茜が立つ。紙を持つ指が一瞬止まる。傍聴席からもそれが見える。)</w:t>
       </w:r>
     </w:p>
     <w:p>
@@ -3377,7 +3377,7 @@
           <w:i w:val="0"/>
           <w:sz w:val="22"/>
         </w:rPr>
-        <w:t>……原告ら代理人の、土井茜です。被告国は、ただいま、二〇〇二年の長期評価を「確立した見解とは言えない」と述べられました。</w:t>
+        <w:t>……原告ら代理人の土井茜です。被告国はただいま、二〇〇二年の長期評価を「確立した見解とは言えない」と述べられました。</w:t>
       </w:r>
     </w:p>
     <w:p>
@@ -3392,7 +3392,7 @@
           <w:color w:val="555555"/>
           <w:sz w:val="22"/>
         </w:rPr>
-        <w:t>(間。紙に目を落とし、また、前を向く。)</w:t>
+        <w:t>(間。紙に目を落とし、また前を向く。)</w:t>
       </w:r>
     </w:p>
     <w:p>
@@ -3415,7 +3415,7 @@
           <w:i w:val="0"/>
           <w:sz w:val="22"/>
         </w:rPr>
-        <w:t>しかし、この長期評価は、国自身の機関、地震調査研究推進本部が、公式に発表したものです。……(声が、かすかに震える)……国は、自らが公表した知見を、自ら、「確立したものではない」と評価するに至った、その時点と、その理由を、明らかにしていただきたい。</w:t>
+        <w:t>しかし、この長期評価は、国自身の機関である地震調査研究推進本部が公式に発表したものです。……(声がかすかに震える)……国は、自らが公表した知見を自ら「確立したものではない」と評価するに至った、その時点と理由を明らかにしていただきたい。</w:t>
       </w:r>
     </w:p>
     <w:p>
@@ -3430,7 +3430,7 @@
           <w:color w:val="555555"/>
           <w:sz w:val="22"/>
         </w:rPr>
-        <w:t>(茜が、座る。座った瞬間、肩が少しだけ落ちる。遼が、机の下で、小さく親指を立てる。)</w:t>
+        <w:t>(茜が座る。座った瞬間、肩が少しだけ落ちる。遼が机の下で小さく親指を立てる。)</w:t>
       </w:r>
     </w:p>
     <w:p>
@@ -3522,7 +3522,7 @@
           <w:i w:val="0"/>
           <w:sz w:val="22"/>
         </w:rPr>
-        <w:t>……社内資料の確認が必要ですので、書面で、回答いたします。</w:t>
+        <w:t>……社内資料の確認が必要ですので、書面で回答いたします。</w:t>
       </w:r>
     </w:p>
     <w:p>
@@ -3545,7 +3545,7 @@
           <w:i w:val="0"/>
           <w:sz w:val="22"/>
         </w:rPr>
-        <w:t>では、二〇二〇年八月二十六日までに、双方、書面で回答してください。</w:t>
+        <w:t>では、二〇二〇年八月二十六日までに、双方書面で回答してください。</w:t>
       </w:r>
     </w:p>
     <w:p>
@@ -3560,7 +3560,7 @@
           <w:color w:val="555555"/>
           <w:sz w:val="22"/>
         </w:rPr>
-        <w:t>(書記官が、ペンを走らせる。傍聴席の柚木が、小さく息を吐く。)</w:t>
+        <w:t>(書記官がペンを走らせる。傍聴席の柚木が小さく息を吐く。)</w:t>
       </w:r>
     </w:p>
     <w:p>
@@ -3590,7 +3590,7 @@
           <w:color w:val="555555"/>
           <w:sz w:val="22"/>
         </w:rPr>
-        <w:t>(続けて。壇上の片岡が、一度、書類をめくる。)</w:t>
+        <w:t>(続けて。壇上の片岡が一度書類をめくる。)</w:t>
       </w:r>
     </w:p>
     <w:p>
@@ -3613,7 +3613,7 @@
           <w:i w:val="0"/>
           <w:sz w:val="22"/>
         </w:rPr>
-        <w:t>続いて、原告側から、意見陳述の申出がありました。当裁判所は、原告遠藤三郎さんの意見陳述を、許可します。持ち時間は、おおむね五分ですが、事情に応じて、調整します。遠藤さん、どうぞ、証言台の前に。</w:t>
+        <w:t>続いて、原告側から意見陳述の申出がありました。当裁判所は、原告遠藤三郎さんの意見陳述を許可します。持ち時間はおおむね五分ですが、事情に応じて調整します。遠藤さん、どうぞ証言台の前に。</w:t>
       </w:r>
     </w:p>
     <w:p>
@@ -3628,7 +3628,7 @@
           <w:color w:val="555555"/>
           <w:sz w:val="22"/>
         </w:rPr>
-        <w:t>(遠藤が、杖をつき、ゆっくりと、立ち上がる。書記官が、アクリル板の立つ陳述台まで、椅子を持ってくる。遠藤は、座らない。)</w:t>
+        <w:t>(遠藤が杖をつき、ゆっくり立ち上がる。書記官がアクリル板の立つ陳述台まで椅子を持ってくる。遠藤は座らない。)</w:t>
       </w:r>
     </w:p>
     <w:p>
@@ -3651,7 +3651,7 @@
           <w:i w:val="0"/>
           <w:sz w:val="22"/>
         </w:rPr>
-        <w:t>……座らねえで、いいべか。立ってる方が、しゃべりやすくて。</w:t>
+        <w:t>……座らねえでいいべか。立ってる方がしゃべりやすくて。</w:t>
       </w:r>
     </w:p>
     <w:p>
@@ -3689,7 +3689,7 @@
           <w:color w:val="555555"/>
           <w:sz w:val="22"/>
         </w:rPr>
-        <w:t>(遠藤が、胸ポケットから、折り畳んだ紙を出す。見ないで、また、しまう。)</w:t>
+        <w:t>(遠藤が胸ポケットから折り畳んだ紙を出す。見ないでまたしまう。)</w:t>
       </w:r>
     </w:p>
     <w:p>
@@ -3712,7 +3712,7 @@
           <w:i w:val="0"/>
           <w:sz w:val="22"/>
         </w:rPr>
-        <w:t>……遠藤三郎、八十四歳です。波戸町の、浜の生まれで、波戸の浜で、六十六年、漁師をしてました。</w:t>
+        <w:t>……遠藤三郎、八十四歳です。波戸町の浜の生まれで、波戸の浜で六十六年、漁師をしてました。</w:t>
       </w:r>
     </w:p>
     <w:p>
@@ -3727,7 +3727,7 @@
           <w:color w:val="555555"/>
           <w:sz w:val="22"/>
         </w:rPr>
-        <w:t>(傍聴席が静まる。窓の外から、遠くで、トラックの音。)</w:t>
+        <w:t>(傍聴席が静まる。窓の外から、遠くでトラックの音。)</w:t>
       </w:r>
     </w:p>
     <w:p>
@@ -3750,7 +3750,7 @@
           <w:i w:val="0"/>
           <w:sz w:val="22"/>
         </w:rPr>
-        <w:t>おらは、船を持っていました。「徳栄丸」って、三トンちょっとの、小さい船です。朝四時に出て、ヒラメと、カレイと、ホッキを獲った。波の音で、天気が分かった。……震災の日は、海に出てなくて、よかった。それだけは、よかった。</w:t>
+        <w:t>おらは船を持っていました。「徳栄丸」って、三トンちょっとの小さい船です。朝四時に出て、ヒラメとカレイとホッキを獲った。波の音で天気が分かった。……震災の日は海に出てなくて、よかった。それだけはよかった。</w:t>
       </w:r>
     </w:p>
     <w:p>
@@ -3765,7 +3765,7 @@
           <w:color w:val="555555"/>
           <w:sz w:val="22"/>
         </w:rPr>
-        <w:t>(遠藤が、少し言葉を探す。茜が、ペンを握りしめる。)</w:t>
+        <w:t>(遠藤が少し言葉を探す。茜がペンを握りしめる。)</w:t>
       </w:r>
     </w:p>
     <w:p>
@@ -3788,7 +3788,7 @@
           <w:i w:val="0"/>
           <w:sz w:val="22"/>
         </w:rPr>
-        <w:t>避難指示が出て、おらは、バスに乗った。体育館。次に、仮設。次に、汐見台の、公営住宅。九年と三か月、三回、引っ越した。船は、浜に上げたまんま、戻れなくなって、錆びて、鉄屑にされたと、紙で、知りました。</w:t>
+        <w:t>避難指示が出て、おらはバスに乗った。体育館。次に仮設。次に汐見台の公営住宅。九年と三か月で三回、引っ越した。船は浜に上げたまんま戻れなくなって、錆びて鉄屑にされたと、紙で知りました。</w:t>
       </w:r>
     </w:p>
     <w:p>
@@ -3826,7 +3826,7 @@
           <w:i w:val="0"/>
           <w:sz w:val="22"/>
         </w:rPr>
-        <w:t>補償金は、もらいました。ありがたいと思ってます。裁判で、そんなことを言うのは、図々しいかもしれねえ。でも、おらは、もう、先が長くねえ。だから、図々しくなることにしました。</w:t>
+        <w:t>補償金はもらいました。ありがたいと思ってます。裁判でそんなことを言うのは、図々しいかもしれねえ。でもおらは、もう先が長くねえ。だから、図々しくなることにしました。</w:t>
       </w:r>
     </w:p>
     <w:p>
@@ -3841,7 +3841,7 @@
           <w:color w:val="555555"/>
           <w:sz w:val="22"/>
         </w:rPr>
-        <w:t>(傍聴席で、和代が、目頭を押さえる。大槻が、ペンを置く。)</w:t>
+        <w:t>(傍聴席で和代が目頭を押さえる。大槻がペンを置く。)</w:t>
       </w:r>
     </w:p>
     <w:p>
@@ -3864,7 +3864,7 @@
           <w:i w:val="0"/>
           <w:sz w:val="22"/>
         </w:rPr>
-        <w:t>うちの庭に、柿の木があります。かあちゃんが好きだった、柿の木。毎年、干し柿を作って、近所に配ってました。……今年も、実を、つけたかなあ。誰も、食わねえで、落ちたかなあ。そう思うと、夜中に、目が覚めます。補償金は、柿の値段では、ありません。柿の木の下で、茶を飲んだ時間の値段は、どこにも、紙に、書いてありません。</w:t>
+        <w:t>うちの庭に柿の木があります。かあちゃんが好きだった柿の木。毎年、干し柿を作って近所に配ってました。……今年も実をつけたかなあ。誰も食わねえで落ちたかなあ。そう思うと夜中に目が覚めます。補償金は柿の値段ではありません。柿の木の下で茶を飲んだ時間の値段は、どこにも紙に書いてありません。</w:t>
       </w:r>
     </w:p>
     <w:p>
@@ -3879,7 +3879,7 @@
           <w:color w:val="555555"/>
           <w:sz w:val="22"/>
         </w:rPr>
-        <w:t>(片岡が、手元のメモ用紙に、一行だけ、書く。峰が、顔を上げる。)</w:t>
+        <w:t>(片岡が手元のメモ用紙に一行だけ書く。峰が顔を上げる。)</w:t>
       </w:r>
     </w:p>
     <w:p>
@@ -3902,7 +3902,7 @@
           <w:i w:val="0"/>
           <w:sz w:val="22"/>
         </w:rPr>
-        <w:t>……あと、一つだけ、いいべか。時間、もう、過ぎてっぺ。</w:t>
+        <w:t>……あと一つだけ、いいべか。時間、もう過ぎてっぺ。</w:t>
       </w:r>
     </w:p>
     <w:p>
@@ -3935,7 +3935,7 @@
           <w:i w:val="0"/>
           <w:sz w:val="22"/>
         </w:rPr>
-        <w:t>時計は、止めてください。遠藤さん、続けてください。</w:t>
+        <w:t>時計は止めてください。遠藤さん、続けてください。</w:t>
       </w:r>
     </w:p>
     <w:p>
@@ -3950,7 +3950,7 @@
           <w:color w:val="555555"/>
           <w:sz w:val="22"/>
         </w:rPr>
-        <w:t>(書記官が、うなずいて、傍らのタイマーを止める。)</w:t>
+        <w:t>(書記官がうなずいて、傍らのタイマーを止める。)</w:t>
       </w:r>
     </w:p>
     <w:p>
@@ -3973,7 +3973,7 @@
           <w:i w:val="0"/>
           <w:sz w:val="22"/>
         </w:rPr>
-        <w:t>ありがとうございます。……おらたちの湾の裁判のとき、先生が、漁協の壁に、半紙を貼りました。「恕」って、一文字。意味を聞いたら、論語だ、って。「己の欲せざる所は、人に施すこと勿れ」。(声が、かすれる)自分がされたくねえことは、他人にしては、ならねえ。そういう意味だ、って。</w:t>
+        <w:t>ありがとうございます。……おらたちの湾の裁判のとき、先生が漁協の壁に半紙を貼りました。「恕」って一文字。意味を聞いたら、論語だって。「己の欲せざる所は、人に施すこと勿れ」。(声がかすれる)自分がされたくねえことは他人にしてはならねえ。そういう意味だって。</w:t>
       </w:r>
     </w:p>
     <w:p>
@@ -3988,7 +3988,7 @@
           <w:color w:val="555555"/>
           <w:sz w:val="22"/>
         </w:rPr>
-        <w:t>(遠藤が、まっすぐ、壇上を見る。)</w:t>
+        <w:t>(遠藤がまっすぐ壇上を見る。)</w:t>
       </w:r>
     </w:p>
     <w:p>
@@ -4011,7 +4011,7 @@
           <w:i w:val="0"/>
           <w:sz w:val="22"/>
         </w:rPr>
-        <w:t>国も、電力も、おらたちに、自分がされたくねえことを、したんだと思います。家を、柿の木を、船を、浜を、取り上げた。おらたちは、取り上げられる側の、気持ちを、今も、毎日、しています。……裁判官の先生がたに、お願いです。おらたちの浜に、一度、来てください。見てください。それで、判断してください。以上です。</w:t>
+        <w:t>国も電力も、おらたちに自分がされたくねえことをしたんだと思います。家を、柿の木を、船を、浜を取り上げた。おらたちは、取り上げられる側の気持ちを今も毎日味わっています。……裁判官の先生がたに、お願いです。おらたちの浜に一度来てください。見てください。それで判断してください。以上です。</w:t>
       </w:r>
     </w:p>
     <w:p>
@@ -4026,7 +4026,7 @@
           <w:color w:val="555555"/>
           <w:sz w:val="22"/>
         </w:rPr>
-        <w:t>(遠藤が、ゆっくりと、頭を下げる。座る前に、杖を取り落としそうになる。遼が、すぐ、手を差し出す。)</w:t>
+        <w:t>(遠藤がゆっくり頭を下げる。座る前に杖を取り落としそうになる。遼がすぐ手を差し出す。)</w:t>
       </w:r>
     </w:p>
     <w:p>
@@ -4041,7 +4041,7 @@
           <w:color w:val="555555"/>
           <w:sz w:val="22"/>
         </w:rPr>
-        <w:t>(静寂。やがて、片岡が、手元のメモ用紙から、顔を上げる。)</w:t>
+        <w:t>(静寂。やがて片岡が手元のメモ用紙から顔を上げる。)</w:t>
       </w:r>
     </w:p>
     <w:p>
@@ -4064,7 +4064,7 @@
           <w:i w:val="0"/>
           <w:sz w:val="22"/>
         </w:rPr>
-        <w:t>遠藤さん。……お話は、確かに、承りました。陳述は、法廷の記録に、全文、残ります。また、現場を見ることについては、次回以降、双方の意見を聞いた上で、検討します。</w:t>
+        <w:t>遠藤さん。……お話は確かに承りました。陳述は法廷の記録に全文残ります。また、現場を見ることについては、次回以降、双方の意見を聞いた上で検討します。</w:t>
       </w:r>
     </w:p>
     <w:p>
@@ -4079,7 +4079,7 @@
           <w:color w:val="555555"/>
           <w:sz w:val="22"/>
         </w:rPr>
-        <w:t>(遠藤が、もう一度、頭を下げる。)</w:t>
+        <w:t>(遠藤がもう一度頭を下げる。)</w:t>
       </w:r>
     </w:p>
     <w:p>
@@ -4102,7 +4102,7 @@
           <w:i w:val="0"/>
           <w:sz w:val="22"/>
         </w:rPr>
-        <w:t>被告ら代理人にも、一言。原告の意見陳述の内容について、次回期日までに、書面で、意見があれば、述べてください。</w:t>
+        <w:t>被告ら代理人にも一言。原告の意見陳述の内容について、次回期日までに書面で、意見があれば述べてください。</w:t>
       </w:r>
     </w:p>
     <w:p>
@@ -4117,7 +4117,7 @@
           <w:color w:val="555555"/>
           <w:sz w:val="22"/>
         </w:rPr>
-        <w:t>(細川が、一瞬だけ、遠藤の方を見て、すぐに、目を落とす。大槻は、ゆっくりと、うなずく。)</w:t>
+        <w:t>(細川が一瞬だけ遠藤の方を見て、すぐに目を落とす。大槻はゆっくりとうなずく。)</w:t>
       </w:r>
     </w:p>
     <w:p>
@@ -4140,7 +4140,7 @@
           <w:i w:val="0"/>
           <w:sz w:val="22"/>
         </w:rPr>
-        <w:t>次回期日は、九月二日、水曜日、午前十時。本日は、これで、閉廷します。</w:t>
+        <w:t>次回期日は九月二日、水曜日、午前十時。本日はこれで閉廷します。</w:t>
       </w:r>
     </w:p>
     <w:p>
@@ -4178,7 +4178,7 @@
           <w:color w:val="555555"/>
           <w:sz w:val="22"/>
         </w:rPr>
-        <w:t>(全員起立。裁判官退廷。ドアが、静かに閉まる。)</w:t>
+        <w:t>(全員起立。裁判官退廷。ドアが静かに閉まる。)</w:t>
       </w:r>
     </w:p>
     <w:p>
@@ -4208,7 +4208,7 @@
           <w:color w:val="555555"/>
           <w:sz w:val="22"/>
         </w:rPr>
-        <w:t>(午前11時20分。法廷の外の廊下。窓際の長椅子に、遠藤が座り、和代が水筒のお茶を湯呑みのふたに注いでいる。大城が、手帳に、傍聴できなかった原告たちへの報告を書き留めている。向こうから、大槻が一人で歩いてくる。)</w:t>
+        <w:t>(午前11時20分。法廷の外の廊下。窓際の長椅子に遠藤が座り、和代が水筒のお茶を湯呑みのふたに注いでいる。大城が手帳に、傍聴できなかった原告たちへの報告を書き留めている。向こうから大槻が一人で歩いてくる。)</w:t>
       </w:r>
     </w:p>
     <w:p>
@@ -4231,7 +4231,7 @@
           <w:i w:val="0"/>
           <w:sz w:val="22"/>
         </w:rPr>
-        <w:t>真壁先生。少し、よろしいですか。</w:t>
+        <w:t>真壁先生。少しよろしいですか。</w:t>
       </w:r>
     </w:p>
     <w:p>
@@ -4278,16 +4278,16 @@
           <w:color w:val="555555"/>
           <w:sz w:val="22"/>
         </w:rPr>
-        <w:t>(遠藤の方を、静かに見て)</w:t>
-      </w:r>
-      <w:r>
-        <w:rPr>
-          <w:rFonts w:ascii="Times New Roman" w:hAnsi="Times New Roman" w:eastAsia="Malgun Gothic"/>
-          <w:b w:val="0"/>
-          <w:i w:val="0"/>
-          <w:sz w:val="22"/>
-        </w:rPr>
-        <w:t>遠藤さん。本日の陳述、拝聴いたしました。……私の立場では、それ以上は、申し上げられませんが。</w:t>
+        <w:t>(遠藤の方を静かに見て)</w:t>
+      </w:r>
+      <w:r>
+        <w:rPr>
+          <w:rFonts w:ascii="Times New Roman" w:hAnsi="Times New Roman" w:eastAsia="Malgun Gothic"/>
+          <w:b w:val="0"/>
+          <w:i w:val="0"/>
+          <w:sz w:val="22"/>
+        </w:rPr>
+        <w:t>遠藤さん。本日の陳述、拝聴いたしました。……私の立場では、それ以上は申し上げられませんが。</w:t>
       </w:r>
     </w:p>
     <w:p>
@@ -4320,7 +4320,7 @@
           <w:i w:val="0"/>
           <w:sz w:val="22"/>
         </w:rPr>
-        <w:t>あんたは、先生の、後輩か。</w:t>
+        <w:t>あんたは先生の後輩か。</w:t>
       </w:r>
     </w:p>
     <w:p>
@@ -4343,7 +4343,7 @@
           <w:i w:val="0"/>
           <w:sz w:val="22"/>
         </w:rPr>
-        <w:t>いえ。……かつて、桐生先生に、法廷で、さんざん叱られた相手です。</w:t>
+        <w:t>いえ。……かつて桐生先生に、法廷でさんざん叱られた相手です。</w:t>
       </w:r>
     </w:p>
     <w:p>
@@ -4427,7 +4427,7 @@
           <w:color w:val="555555"/>
           <w:sz w:val="22"/>
         </w:rPr>
-        <w:t>(大槻が、一瞬だけ、ためらう。それから、両手で受け取って、一口だけ飲む。)</w:t>
+        <w:t>(大槻が一瞬だけためらう。それから両手で受け取って、一口だけ飲む。)</w:t>
       </w:r>
     </w:p>
     <w:p>
@@ -4506,7 +4506,7 @@
           <w:i w:val="0"/>
           <w:sz w:val="22"/>
         </w:rPr>
-        <w:t>ありがとうございます。……真壁先生。次回の準備書面で、中間指針の適用範囲について、そちらの主張が分かれば、早めに頂戴できると、助かります。</w:t>
+        <w:t>ありがとうございます。……真壁先生。次回の準備書面で中間指針の適用範囲について、そちらの主張が分かれば、早めに頂戴できると助かります。</w:t>
       </w:r>
     </w:p>
     <w:p>
@@ -4529,7 +4529,7 @@
           <w:i w:val="0"/>
           <w:sz w:val="22"/>
         </w:rPr>
-        <w:t>こちらこそ、八月二十六日までに、二〇〇八年の試算について、書面を。</w:t>
+        <w:t>こちらこそ、八月二十六日までに二〇〇八年の試算について書面を。</w:t>
       </w:r>
     </w:p>
     <w:p>
@@ -4552,7 +4552,7 @@
           <w:i w:val="0"/>
           <w:sz w:val="22"/>
         </w:rPr>
-        <w:t>ええ。社内で、確認いたします。(去りかけて、振り返る)……土井先生、よい釈明でした。</w:t>
+        <w:t>ええ。社内で確認いたします。(去りかけて、振り返る)……土井先生、よい釈明でした。</w:t>
       </w:r>
     </w:p>
     <w:p>
@@ -4567,7 +4567,7 @@
           <w:color w:val="555555"/>
           <w:sz w:val="22"/>
         </w:rPr>
-        <w:t>(茜が、小さく目を見開く。大槻は、答えを待たず、歩いていく。)</w:t>
+        <w:t>(茜が小さく目を見開く。大槻は答えを待たず歩いていく。)</w:t>
       </w:r>
     </w:p>
     <w:p>
@@ -4628,7 +4628,7 @@
           <w:color w:val="555555"/>
           <w:sz w:val="22"/>
         </w:rPr>
-        <w:t>(その向こうの階段で、細川が、補助の二人と立ち止まっている。補助の一人が小声で何かを言い、細川は、首を振る。それから、廊下の遠藤の方を、もう一度だけ、見る。目が合う。細川が、わずかに、目を伏せる。)</w:t>
+        <w:t>(その向こうの階段で、細川が補助の二人と立ち止まっている。補助の一人が小声で何かを言い、細川は首を振る。それから廊下の遠藤の方をもう一度だけ見る。目が合う。細川がわずかに目を伏せる。)</w:t>
       </w:r>
     </w:p>
     <w:p>
@@ -4661,7 +4661,7 @@
           <w:i w:val="0"/>
           <w:sz w:val="22"/>
         </w:rPr>
-        <w:t>あの人も、飲まねえかな。</w:t>
+        <w:t>あの人も飲まねえかな。</w:t>
       </w:r>
     </w:p>
     <w:p>
@@ -4684,7 +4684,7 @@
           <w:i w:val="0"/>
           <w:sz w:val="22"/>
         </w:rPr>
-        <w:t>遠藤さん、あっちは、国の人ですよ。</w:t>
+        <w:t>遠藤さん、あっちは国の人ですよ。</w:t>
       </w:r>
     </w:p>
     <w:p>
@@ -4707,7 +4707,7 @@
           <w:i w:val="0"/>
           <w:sz w:val="22"/>
         </w:rPr>
-        <w:t>国の人でも、人は人だ。いつか、一杯くらい、飲むっぺ。</w:t>
+        <w:t>国の人でも人は人だ。いつか一杯くらい飲むっぺ。</w:t>
       </w:r>
     </w:p>
     <w:p>
@@ -4768,7 +4768,7 @@
           <w:i w:val="0"/>
           <w:sz w:val="22"/>
         </w:rPr>
-        <w:t>聞いてない人には、あたしが、あとで全部話すから。夜に、画面で報告会やるよ。集会所は、まだ使えないから。</w:t>
+        <w:t>聞いてない人には、あたしがあとで全部話すから。夜に画面で報告会やるよ。集会所はまだ使えないから。</w:t>
       </w:r>
     </w:p>
     <w:p>
@@ -4824,7 +4824,7 @@
           <w:i w:val="0"/>
           <w:sz w:val="22"/>
         </w:rPr>
-        <w:t>あんた、おらの言葉、そのまんま書いてくれっか。</w:t>
+        <w:t>あんた、おらの言葉そのまんま書いてくれっか。</w:t>
       </w:r>
     </w:p>
     <w:p>
@@ -4870,7 +4870,7 @@
           <w:i w:val="0"/>
           <w:sz w:val="22"/>
         </w:rPr>
-        <w:t>頼むど。(杖をついて、門の外の青空を見上げる)……法廷の天井は、あんなに高えのに、窓が、小せえんだな。</w:t>
+        <w:t>頼むど。(杖をついて門の外の青空を見上げる)……法廷の天井はあんなに高えのに、窓が小せえんだな。</w:t>
       </w:r>
     </w:p>
     <w:p>
@@ -4900,7 +4900,7 @@
           <w:color w:val="555555"/>
           <w:sz w:val="22"/>
         </w:rPr>
-        <w:t>(午後7時半。汐見台の公営住宅、小松家の台所。小さなテーブルに、冷凍餃子と、冷や奴と、麦茶。翔太が、倉庫の作業着から、部屋着に着替えて、箸を持つ。和代が、メモ帳を開いている。)</w:t>
+        <w:t>(午後7時半。汐見台の公営住宅、小松家の台所。小さなテーブルに冷凍餃子と冷や奴と麦茶。翔太が倉庫の作業着から部屋着に着替えて、箸を持つ。和代がメモ帳を開いている。)</w:t>
       </w:r>
     </w:p>
     <w:p>
@@ -4923,7 +4923,7 @@
           <w:i w:val="0"/>
           <w:sz w:val="22"/>
         </w:rPr>
-        <w:t>……それで、細川さんって人が、早口で、「被告国は、答弁書のとおり」って。大槻さんは、もっと丁寧で。</w:t>
+        <w:t>……それで、細川さんって人が早口で「被告国は、答弁書のとおり」って。大槻さんはもっと丁寧で。</w:t>
       </w:r>
     </w:p>
     <w:p>
@@ -4946,7 +4946,7 @@
           <w:i w:val="0"/>
           <w:sz w:val="22"/>
         </w:rPr>
-        <w:t>丁寧なやつが、一番腹立つんだよな。</w:t>
+        <w:t>丁寧なやつが一番腹立つんだよな。</w:t>
       </w:r>
     </w:p>
     <w:p>
@@ -5002,7 +5002,7 @@
           <w:i w:val="0"/>
           <w:sz w:val="22"/>
         </w:rPr>
-        <w:t>……分かってる。でも、あの人、おれたちの列に、挨拶したんだろ。</w:t>
+        <w:t>……分かってる。でもあの人、おれたちの列に挨拶したんだろ。</w:t>
       </w:r>
     </w:p>
     <w:p>
@@ -5081,7 +5081,7 @@
           <w:i w:val="0"/>
           <w:sz w:val="22"/>
         </w:rPr>
-        <w:t>ほんとにね。でも、遠藤さんは、あの人に、お茶を飲ませたんだよ。ふたに注いで。</w:t>
+        <w:t>ほんとにね。でも遠藤さんは、あの人にお茶を飲ませたんだよ。ふたに注いで。</w:t>
       </w:r>
     </w:p>
     <w:p>
@@ -5183,7 +5183,7 @@
           <w:i w:val="0"/>
           <w:sz w:val="22"/>
         </w:rPr>
-        <w:t>それから、遠藤さん、最後に、論語を言ったんだよ。「己の欲せざる所は、人に施すこと勿れ」って。</w:t>
+        <w:t>それから遠藤さん、最後に論語を言ったんだよ。「己の欲せざる所は、人に施すこと勿れ」って。</w:t>
       </w:r>
     </w:p>
     <w:p>
@@ -5206,7 +5206,7 @@
           <w:i w:val="0"/>
           <w:sz w:val="22"/>
         </w:rPr>
-        <w:t>ろんご、って、なんだっけ。孔子の。</w:t>
+        <w:t>ろんごって、なんだっけ。孔子の。</w:t>
       </w:r>
     </w:p>
     <w:p>
@@ -5229,7 +5229,7 @@
           <w:i w:val="0"/>
           <w:sz w:val="22"/>
         </w:rPr>
-        <w:t>そう。自分が、されたくないことは、人にしちゃいけない。</w:t>
+        <w:t>そう。自分がされたくないことは、人にしちゃいけない。</w:t>
       </w:r>
     </w:p>
     <w:p>
@@ -5252,7 +5252,7 @@
           <w:i w:val="0"/>
           <w:sz w:val="22"/>
         </w:rPr>
-        <w:t>……(箸を止める)父さんの、会社のことだな。親綱も張らないで、「上がれ」って言った。あれ、自分たちが、されたら、嫌だろ。</w:t>
+        <w:t>……(箸を止める)父さんの会社のことだな。親綱も張らないで「上がれ」って言った。あれ、自分たちがされたら嫌だろ。</w:t>
       </w:r>
     </w:p>
     <w:p>
@@ -5298,7 +5298,7 @@
           <w:i w:val="0"/>
           <w:sz w:val="22"/>
         </w:rPr>
-        <w:t>じゃあ、おれが、電車で、年寄りに席を譲らなかったりしたとき、母さんは、「されたくないでしょ」って、言うよな。</w:t>
+        <w:t>じゃあ、おれが電車で年寄りに席を譲らなかったりしたとき、母さんは「されたくないでしょ」って言うよな。</w:t>
       </w:r>
     </w:p>
     <w:p>
@@ -5344,7 +5344,7 @@
           <w:i w:val="0"/>
           <w:sz w:val="22"/>
         </w:rPr>
-        <w:t>……じゃあ、国も、電力も、母さんに怒られた方がいいな。</w:t>
+        <w:t>……じゃあ、国も電力も母さんに怒られた方がいいな。</w:t>
       </w:r>
     </w:p>
     <w:p>
@@ -5368,16 +5368,16 @@
           <w:color w:val="555555"/>
           <w:sz w:val="22"/>
         </w:rPr>
-        <w:t>(笑って、翔太の湯呑みに、お茶を足す)</w:t>
-      </w:r>
-      <w:r>
-        <w:rPr>
-          <w:rFonts w:ascii="Times New Roman" w:hAnsi="Times New Roman" w:eastAsia="Malgun Gothic"/>
-          <w:b w:val="0"/>
-          <w:i w:val="0"/>
-          <w:sz w:val="22"/>
-        </w:rPr>
-        <w:t>あんたが、怒られる側で、気をつけなさいよ。明日、夜勤明けでも、ちゃんと、朝刊、読むんだよ。</w:t>
+        <w:t>(笑って翔太の湯呑みにお茶を足す)</w:t>
+      </w:r>
+      <w:r>
+        <w:rPr>
+          <w:rFonts w:ascii="Times New Roman" w:hAnsi="Times New Roman" w:eastAsia="Malgun Gothic"/>
+          <w:b w:val="0"/>
+          <w:i w:val="0"/>
+          <w:sz w:val="22"/>
+        </w:rPr>
+        <w:t>あんたが怒られる側にならないよう、気をつけなさいよ。明日、夜勤明けでも、ちゃんと朝刊読むんだよ。</w:t>
       </w:r>
     </w:p>
     <w:p>
@@ -5469,7 +5469,7 @@
           <w:i w:val="0"/>
           <w:sz w:val="22"/>
         </w:rPr>
-        <w:t>いいんだよ。あんたは、あんたの場所で、あんたの九年を、やってる。……それが、一番、おとうさんが、喜ぶことだよ。</w:t>
+        <w:t>いいんだよ。あんたはあんたの場所で、あんたの九年をやってる。……それが一番、おとうさんが喜ぶことだよ。</w:t>
       </w:r>
     </w:p>
     <w:p>
@@ -5484,7 +5484,7 @@
           <w:color w:val="555555"/>
           <w:sz w:val="22"/>
         </w:rPr>
-        <w:t>(翔太が、餃子をもう一つ、無言で、口に運ぶ。窓の外で、団地の子どもたちの、自転車のベルが鳴る。)</w:t>
+        <w:t>(翔太が餃子をもう一つ無言で口に運ぶ。窓の外で、団地の子どもたちの自転車のベルが鳴る。)</w:t>
       </w:r>
     </w:p>
     <w:p>
@@ -5514,7 +5514,7 @@
           <w:color w:val="555555"/>
           <w:sz w:val="22"/>
         </w:rPr>
-        <w:t>(6月25日(木)、午前8時。桐生法律事務所。三浦が、鉄瓶に水を入れながら、玄関に配達された朝刊を広げる。その横に、遼と茜。奥浜新報の一面と社会面。)</w:t>
+        <w:t>(6月25日(木)、午前8時。桐生法律事務所。三浦が鉄瓶に水を入れながら、玄関に配達された朝刊を広げる。その横に遼と茜。奥浜新報の一面と社会面。)</w:t>
       </w:r>
     </w:p>
     <w:p>
@@ -5537,7 +5537,7 @@
           <w:i w:val="0"/>
           <w:sz w:val="22"/>
         </w:rPr>
-        <w:t>……あった。一面の、下のところ。(読む)「『己の欲せざる所』 八十四歳の元漁師、法廷で語る」。</w:t>
+        <w:t>……あった。一面の下のところ。(読む)「『己の欲せざる所』 八十四歳の元漁師、法廷で語る」。</w:t>
       </w:r>
     </w:p>
     <w:p>
@@ -5570,7 +5570,7 @@
           <w:i w:val="0"/>
           <w:sz w:val="22"/>
         </w:rPr>
-        <w:t>「国は予見可能性を否定、電力は中間指針を盾に」。ちゃんと、両方の言い分も、載ってますね。</w:t>
+        <w:t>「国は予見可能性を否定、電力は中間指針を盾に」。ちゃんと両方の言い分も載ってますね。</w:t>
       </w:r>
     </w:p>
     <w:p>
@@ -5616,7 +5616,7 @@
           <w:i w:val="0"/>
           <w:sz w:val="22"/>
         </w:rPr>
-        <w:t>本文、読みます。(読む)「……遠藤さんは、持ち時間を過ぎた後も、裁判長の許可で、約十一分間にわたり陳述した。『補償金は柿の値段ではない』。傍聴席では、すすり泣く声が聞こえた。国と電力は、書面で、八月二十六日までに回答する」。</w:t>
+        <w:t>本文、読みます。(読む)「……遠藤さんは持ち時間を過ぎた後も、裁判長の許可で約十一分間にわたり陳述した。『補償金は柿の値段ではない』。傍聴席ではすすり泣く声が聞こえた。国と電力は書面で、八月二十六日までに回答する」。</w:t>
       </w:r>
     </w:p>
     <w:p>
@@ -5662,7 +5662,7 @@
           <w:i w:val="0"/>
           <w:sz w:val="22"/>
         </w:rPr>
-        <w:t>時計を止めてくださった裁判長の、一言も、小さく、載っています。「持ち時間にこだわらず、最後まで聞く」。</w:t>
+        <w:t>時計を止めてくださった裁判長の一言も、小さく載っています。「持ち時間にこだわらず、最後まで聞く」。</w:t>
       </w:r>
     </w:p>
     <w:p>
@@ -5708,7 +5708,7 @@
           <w:i w:val="0"/>
           <w:sz w:val="22"/>
         </w:rPr>
-        <w:t>地味な一行が、一番、長く残ります。</w:t>
+        <w:t>地味な一行が、一番長く残ります。</w:t>
       </w:r>
     </w:p>
     <w:p>
@@ -5723,7 +5723,7 @@
           <w:color w:val="555555"/>
           <w:sz w:val="22"/>
         </w:rPr>
-        <w:t>(事務所の電話が、鳴る。三浦が受話器を取る。)</w:t>
+        <w:t>(事務所の電話が鳴る。三浦が受話器を取る。)</w:t>
       </w:r>
     </w:p>
     <w:p>
@@ -5746,7 +5746,7 @@
           <w:i w:val="0"/>
           <w:sz w:val="22"/>
         </w:rPr>
-        <w:t>桐生法律事務所です。……はい。あ、大城さん。はい、いらっしゃいます。(遼に)大城さんから、「報告会の、問い合わせが、もう三十件」。</w:t>
+        <w:t>桐生法律事務所です。……はい。あ、大城さん。はい、いらっしゃいます。(遼に)大城さんから、「報告会の問い合わせがもう三十件」。</w:t>
       </w:r>
     </w:p>
     <w:p>
@@ -5792,7 +5792,7 @@
           <w:i w:val="0"/>
           <w:sz w:val="22"/>
         </w:rPr>
-        <w:t>「うちの人は、ちゃんと、見たかって」。</w:t>
+        <w:t>「うちの人はちゃんと見たかって」。</w:t>
       </w:r>
     </w:p>
     <w:p>
@@ -5815,7 +5815,7 @@
           <w:i w:val="0"/>
           <w:sz w:val="22"/>
         </w:rPr>
-        <w:t>見られなかった人にも、陳述書を、メールと郵送で、全員に出しましょう。</w:t>
+        <w:t>見られなかった人にも、陳述書をメールと郵送で全員に出しましょう。</w:t>
       </w:r>
     </w:p>
     <w:p>
@@ -5884,7 +5884,7 @@
           <w:i w:val="0"/>
           <w:sz w:val="22"/>
         </w:rPr>
-        <w:t>咳払いを、する必要は、ありませんでした。</w:t>
+        <w:t>咳払いをする必要はありませんでした。</w:t>
       </w:r>
     </w:p>
     <w:p>
@@ -5907,7 +5907,7 @@
           <w:i w:val="0"/>
           <w:sz w:val="22"/>
         </w:rPr>
-        <w:t>……先生、一回だけ、しましたよね。机の下で、親指を、立てる前に。</w:t>
+        <w:t>……先生、一回だけしましたよね。机の下で親指を立てる前に。</w:t>
       </w:r>
     </w:p>
     <w:p>
@@ -5963,7 +5963,7 @@
           <w:i w:val="0"/>
           <w:sz w:val="22"/>
         </w:rPr>
-        <w:t>ここにいる、って、分かりました。</w:t>
+        <w:t>ここにいるって、分かりました。</w:t>
       </w:r>
     </w:p>
     <w:p>
@@ -5978,7 +5978,7 @@
           <w:color w:val="555555"/>
           <w:sz w:val="22"/>
         </w:rPr>
-        <w:t>(階段のきしむ音。杖の、ゆっくりとした音。遠藤が、戸口に立つ。)</w:t>
+        <w:t>(階段のきしむ音。杖のゆっくりとした音。遠藤が戸口に立つ。)</w:t>
       </w:r>
     </w:p>
     <w:p>
@@ -6024,7 +6024,7 @@
           <w:i w:val="0"/>
           <w:sz w:val="22"/>
         </w:rPr>
-        <w:t>遠藤さん、早いですね。まだ、八時ですよ。</w:t>
+        <w:t>遠藤さん、早いですね。まだ八時ですよ。</w:t>
       </w:r>
     </w:p>
     <w:p>
@@ -6047,7 +6047,7 @@
           <w:i w:val="0"/>
           <w:sz w:val="22"/>
         </w:rPr>
-        <w:t>年寄りは、早起きだべ。新聞、四部、買ってきた。かあちゃんの、仏壇と、先生の、仏壇と、あと、二部は、近所に配る。</w:t>
+        <w:t>年寄りは早起きだべ。新聞、四部買ってきた。かあちゃんの仏壇と先生の仏壇と、あと二部は近所に配る。</w:t>
       </w:r>
     </w:p>
     <w:p>
@@ -6139,7 +6139,7 @@
           <w:i w:val="0"/>
           <w:sz w:val="22"/>
         </w:rPr>
-        <w:t>柿、今年、なってたら、持って来てえな。許可、出るべか。</w:t>
+        <w:t>柿、今年なってたら、持って来てえな。許可、出るべか。</w:t>
       </w:r>
     </w:p>
     <w:p>
@@ -6172,7 +6172,7 @@
           <w:i w:val="0"/>
           <w:sz w:val="22"/>
         </w:rPr>
-        <w:t>帰還困難区域は、通行証がないと、入れません。でも、現場を見てほしいと、裁判所にお願いしたので、次の期日で、裁判長に、その話をしてみます。</w:t>
+        <w:t>帰還困難区域は通行証がないと入れません。でも現場を見てほしいと裁判所にお願いしたので、次の期日で裁判長にその話をしてみます。</w:t>
       </w:r>
     </w:p>
     <w:p>
@@ -6210,7 +6210,7 @@
           <w:color w:val="555555"/>
           <w:sz w:val="22"/>
         </w:rPr>
-        <w:t>(三浦が、湯呑みを置く。煙が、一本、鉄瓶のそばから、まっすぐ、上がっている。)</w:t>
+        <w:t>(三浦が湯呑みを置く。煙が一本、鉄瓶のそばからまっすぐ上がっている。)</w:t>
       </w:r>
     </w:p>
     <w:p>
@@ -6240,7 +6240,7 @@
           <w:color w:val="555555"/>
           <w:sz w:val="22"/>
         </w:rPr>
-        <w:t>(7月30日(木)、午後8時。長引いた梅雨の最後の雨。事務所に、遼と茜、三浦が残っている。机の上に、八月二十六日の期限に向けた準備書面の山。遠くで、雷。三浦の電話が鳴る。)</w:t>
+        <w:t>(7月30日(木)、午後8時。長引いた梅雨の最後の雨。事務所に遼と茜、三浦が残っている。机の上に、八月二十六日の期限に向けた準備書面の山。遠くで雷。三浦の電話が鳴る。)</w:t>
       </w:r>
     </w:p>
     <w:p>
@@ -6263,7 +6263,7 @@
           <w:i w:val="0"/>
           <w:sz w:val="22"/>
         </w:rPr>
-        <w:t>桐生法律事務所です。……はい。いつも、お世話に。(声が、少し硬くなる)……はい、少々、お待ちください。(送話口を押さえ)真壁さん。大槻先生からです。</w:t>
+        <w:t>桐生法律事務所です。……はい。いつもお世話に。(声が少し硬くなる)……はい、少々お待ちください。(送話口を押さえ)真壁さん。大槻先生からです。</w:t>
       </w:r>
     </w:p>
     <w:p>
@@ -6310,7 +6310,7 @@
           <w:i w:val="0"/>
           <w:sz w:val="22"/>
         </w:rPr>
-        <w:t>大槻(電話): 夜分に、失礼します。折り入って、ご連絡を。来週月曜、八月三日付で、被告電力から、原告ら各位に、あるご案内の書面を、郵送いたします。</w:t>
+        <w:t>大槻(電話): 夜分に失礼します。折り入ってご連絡を。来週月曜、八月三日付で、被告電力から原告ら各位に、あるご案内の書面を郵送いたします。</w:t>
       </w:r>
     </w:p>
     <w:p>
@@ -6347,7 +6347,7 @@
           <w:i w:val="0"/>
           <w:sz w:val="22"/>
         </w:rPr>
-        <w:t>大槻(電話): 具体的な内容は、書面の到着後にご覧いただくとして、ひとつだけ、先にお伝えしておくのが、礼儀かと。……原告ご本人たちに、直接、届きます。代理人である先生を、経由しません。</w:t>
+        <w:t>大槻(電話): 具体的な内容は書面の到着後にご覧いただくとして、ひとつだけ先にお伝えしておくのが礼儀かと。……原告ご本人たちに直接届きます。代理人である先生を経由しません。</w:t>
       </w:r>
     </w:p>
     <w:p>
@@ -6380,7 +6380,7 @@
           <w:i w:val="0"/>
           <w:sz w:val="22"/>
         </w:rPr>
-        <w:t>原告に、直接。それは、一時金の、お話ですか。</w:t>
+        <w:t>原告に直接。それは一時金のお話ですか。</w:t>
       </w:r>
     </w:p>
     <w:p>
@@ -6394,7 +6394,7 @@
           <w:i w:val="0"/>
           <w:sz w:val="22"/>
         </w:rPr>
-        <w:t>大槻(電話): 私の口からは、これ以上は。ただ、今夜のうちに、お伝えしました。この件、先生の判断で、原告団の皆様に、どう受け止めていただくか。……一番、早く、お考えいただきたく。</w:t>
+        <w:t>大槻(電話): 私の口からはこれ以上は。ただ、今夜のうちにお伝えしました。この件、先生の判断で原告団の皆様にどう受け止めていただくか。……一番早くお考えいただきたく。</w:t>
       </w:r>
     </w:p>
     <w:p>
@@ -6417,7 +6417,7 @@
           <w:i w:val="0"/>
           <w:sz w:val="22"/>
         </w:rPr>
-        <w:t>ありがとうございます。礼儀、として、受け取ります。</w:t>
+        <w:t>ありがとうございます。礼儀として受け取ります。</w:t>
       </w:r>
     </w:p>
     <w:p>
@@ -6446,7 +6446,7 @@
           <w:color w:val="555555"/>
           <w:sz w:val="22"/>
         </w:rPr>
-        <w:t>(受話器を置く。三浦と茜が、遼を見ている。)</w:t>
+        <w:t>(受話器を置く。三浦と茜が遼を見ている。)</w:t>
       </w:r>
     </w:p>
     <w:p>
@@ -6515,7 +6515,7 @@
           <w:i w:val="0"/>
           <w:sz w:val="22"/>
         </w:rPr>
-        <w:t>遠藤さんたち、年金の暮らしの人が、多いですよ。</w:t>
+        <w:t>遠藤さんたち、年金暮らしの人が多いですよ。</w:t>
       </w:r>
     </w:p>
     <w:p>
@@ -6538,7 +6538,7 @@
           <w:i w:val="0"/>
           <w:sz w:val="22"/>
         </w:rPr>
-        <w:t>九年待った人に、「今、まとまったお金を」って、言うんですね。</w:t>
+        <w:t>九年待った人に「今、まとまったお金を」って言うんですね。</w:t>
       </w:r>
     </w:p>
     <w:p>
@@ -6561,7 +6561,7 @@
           <w:i w:val="0"/>
           <w:sz w:val="22"/>
         </w:rPr>
-        <w:t>……はい。先に、言われました。</w:t>
+        <w:t>……はい。先に言われました。</w:t>
       </w:r>
     </w:p>
     <w:p>
@@ -6576,7 +6576,7 @@
           <w:color w:val="555555"/>
           <w:sz w:val="22"/>
         </w:rPr>
-        <w:t>(窓の外で、雷が鳴る。三浦が、立ち上がって、鉄瓶を火にかける。)</w:t>
+        <w:t>(窓の外で雷が鳴る。三浦が立ち上がって鉄瓶を火にかける。)</w:t>
       </w:r>
     </w:p>
     <w:p>
@@ -6599,7 +6599,7 @@
           <w:i w:val="0"/>
           <w:sz w:val="22"/>
         </w:rPr>
-        <w:t>煙が、一本立つまで、待ちましょうか。</w:t>
+        <w:t>煙が一本立つまで待ちましょうか。</w:t>
       </w:r>
     </w:p>
     <w:p>
@@ -6622,7 +6622,7 @@
           <w:i w:val="0"/>
           <w:sz w:val="22"/>
         </w:rPr>
-        <w:t>ええ。(窓辺に立ち、雨に濡れた駅前通りを見る)土井さん。陳述書の、遠藤さんの最後の一文、覚えていますか。</w:t>
+        <w:t>ええ。(窓辺に立ち、雨に濡れた駅前通りを見る)土井さん。陳述書の遠藤さんの最後の一文、覚えていますか。</w:t>
       </w:r>
     </w:p>
     <w:p>
@@ -6645,7 +6645,7 @@
           <w:i w:val="0"/>
           <w:sz w:val="22"/>
         </w:rPr>
-        <w:t>「国も、電力も、おらたちに、自分がされたくねえことを、した」。</w:t>
+        <w:t>「国も電力も、おらたちに自分がされたくねえことをした」。</w:t>
       </w:r>
     </w:p>
     <w:p>
@@ -6668,7 +6668,7 @@
           <w:i w:val="0"/>
           <w:sz w:val="22"/>
         </w:rPr>
-        <w:t>これから、僕たちの方が、それを、問われる側になるかもしれません。</w:t>
+        <w:t>これから、僕たちの方がそれを問われる側になるかもしれません。</w:t>
       </w:r>
     </w:p>
     <w:p>
@@ -6683,7 +6683,7 @@
           <w:color w:val="555555"/>
           <w:sz w:val="22"/>
         </w:rPr>
-        <w:t>(鉄瓶から、煙が、一本、立ち上る。遼が、火を止める。雷鳴が、もう一度、遠くで。)</w:t>
+        <w:t>(鉄瓶から煙が一本、立ち上る。遼が火を止める。雷鳴がもう一度、遠くで。)</w:t>
       </w:r>
     </w:p>
     <w:p>
